--- a/отчеты/Отчет по 6 лабе соп Курцева.docx
+++ b/отчеты/Отчет по 6 лабе соп Курцева.docx
@@ -528,8 +528,6 @@
           <w:rFonts w:cs="Times New Roman"/>
         </w:rPr>
       </w:pPr>
-      <w:bookmarkStart w:id="0" w:name="_GoBack"/>
-      <w:bookmarkEnd w:id="0"/>
     </w:p>
     <w:sdt>
       <w:sdtPr>
@@ -1457,14 +1455,14 @@
           <w:b/>
         </w:rPr>
       </w:pPr>
-      <w:bookmarkStart w:id="1" w:name="_Toc232254500"/>
+      <w:bookmarkStart w:id="0" w:name="_Toc232254500"/>
       <w:r>
         <w:rPr>
           <w:b/>
         </w:rPr>
         <w:t>Асинхронная коммуникация</w:t>
       </w:r>
-      <w:bookmarkEnd w:id="1"/>
+      <w:bookmarkEnd w:id="0"/>
     </w:p>
     <w:p>
       <w:pPr>
@@ -1540,14 +1538,12 @@
       <w:r>
         <w:t xml:space="preserve"> о том, что книга была создана, далее публикует событие в </w:t>
       </w:r>
-      <w:proofErr w:type="spellStart"/>
       <w:r>
         <w:rPr>
           <w:lang w:val="en-US"/>
         </w:rPr>
         <w:t>RabbitMq</w:t>
       </w:r>
-      <w:proofErr w:type="spellEnd"/>
       <w:r>
         <w:t xml:space="preserve">, добавляет событие в очередь, аудит получает событие и записывает в журнал аудита, ответ возвращается клиенту. </w:t>
       </w:r>
@@ -1655,14 +1651,12 @@
       <w:r>
         <w:t xml:space="preserve">Ключевой принцип архитектуры состоит в том, что отправитель не знает, кто получит сообщение, получатель не знает от кого сообщение. </w:t>
       </w:r>
-      <w:proofErr w:type="spellStart"/>
       <w:r>
         <w:rPr>
           <w:lang w:val="en-US"/>
         </w:rPr>
         <w:t>RabbitMQ</w:t>
       </w:r>
-      <w:proofErr w:type="spellEnd"/>
       <w:r>
         <w:t xml:space="preserve"> </w:t>
       </w:r>
@@ -1729,14 +1723,12 @@
       <w:r>
         <w:t xml:space="preserve">брокер сообщений </w:t>
       </w:r>
-      <w:proofErr w:type="spellStart"/>
       <w:r>
         <w:rPr>
           <w:lang w:val="en-US"/>
         </w:rPr>
         <w:t>RabbitMq</w:t>
       </w:r>
-      <w:proofErr w:type="spellEnd"/>
       <w:r>
         <w:t xml:space="preserve">, который публикует событие в очередь и из этой очереди события записываются в журнал аудита. </w:t>
       </w:r>
@@ -1772,14 +1764,14 @@
           <w:b/>
         </w:rPr>
       </w:pPr>
-      <w:bookmarkStart w:id="2" w:name="_Toc232254501"/>
+      <w:bookmarkStart w:id="1" w:name="_Toc232254501"/>
       <w:r>
         <w:rPr>
           <w:b/>
         </w:rPr>
         <w:t>Необходимое ПО и настройка среды</w:t>
       </w:r>
-      <w:bookmarkEnd w:id="2"/>
+      <w:bookmarkEnd w:id="1"/>
     </w:p>
     <w:p>
       <w:pPr>
@@ -1808,6 +1800,10 @@
         <w:spacing w:line="360" w:lineRule="auto"/>
       </w:pPr>
       <w:r>
+        <w:rPr>
+          <w:noProof/>
+          <w:lang w:eastAsia="ru-RU"/>
+        </w:rPr>
         <w:drawing>
           <wp:inline distT="0" distB="0" distL="0" distR="0" wp14:anchorId="19C6CDDF" wp14:editId="0144E7AF">
             <wp:extent cx="5940425" cy="294640"/>
@@ -1877,14 +1873,12 @@
       <w:r>
         <w:t xml:space="preserve">Проверка того, что </w:t>
       </w:r>
-      <w:proofErr w:type="spellStart"/>
       <w:r>
         <w:rPr>
           <w:lang w:val="en-US"/>
         </w:rPr>
         <w:t>RabbitMq</w:t>
       </w:r>
-      <w:proofErr w:type="spellEnd"/>
       <w:r>
         <w:t xml:space="preserve"> </w:t>
       </w:r>
@@ -1957,14 +1951,12 @@
       <w:r>
         <w:t xml:space="preserve">Рисунок 2 – Проверка того, что </w:t>
       </w:r>
-      <w:proofErr w:type="spellStart"/>
       <w:r>
         <w:rPr>
           <w:lang w:val="en-US"/>
         </w:rPr>
         <w:t>RabbitMq</w:t>
       </w:r>
-      <w:proofErr w:type="spellEnd"/>
       <w:r>
         <w:t xml:space="preserve"> </w:t>
       </w:r>
@@ -2011,6 +2003,10 @@
         <w:spacing w:line="360" w:lineRule="auto"/>
       </w:pPr>
       <w:r>
+        <w:rPr>
+          <w:noProof/>
+          <w:lang w:eastAsia="ru-RU"/>
+        </w:rPr>
         <w:drawing>
           <wp:inline distT="0" distB="0" distL="0" distR="0" wp14:anchorId="4E54904D" wp14:editId="3BF4130D">
             <wp:extent cx="5940425" cy="1877695"/>
@@ -2068,7 +2064,8 @@
       </w:pPr>
       <w:r>
         <w:rPr>
-          <w:lang w:val="en-US"/>
+          <w:noProof/>
+          <w:lang w:eastAsia="ru-RU"/>
         </w:rPr>
         <w:drawing>
           <wp:inline distT="0" distB="0" distL="0" distR="0" wp14:anchorId="0114A601" wp14:editId="1D383954">
@@ -2158,7 +2155,8 @@
       </w:pPr>
       <w:r>
         <w:rPr>
-          <w:lang w:val="en-US"/>
+          <w:noProof/>
+          <w:lang w:eastAsia="ru-RU"/>
         </w:rPr>
         <w:drawing>
           <wp:inline distT="0" distB="0" distL="0" distR="0" wp14:anchorId="02FE3E8D" wp14:editId="1B1DCAC8">
@@ -2225,14 +2223,13 @@
           <w:b/>
         </w:rPr>
       </w:pPr>
-      <w:bookmarkStart w:id="3" w:name="_Toc232254502"/>
+      <w:bookmarkStart w:id="2" w:name="_Toc232254502"/>
       <w:r>
         <w:rPr>
           <w:b/>
         </w:rPr>
         <w:t xml:space="preserve">Архитектура </w:t>
       </w:r>
-      <w:proofErr w:type="spellStart"/>
       <w:r>
         <w:rPr>
           <w:b/>
@@ -2240,8 +2237,7 @@
         </w:rPr>
         <w:t>RabbitMQ</w:t>
       </w:r>
-      <w:bookmarkEnd w:id="3"/>
-      <w:proofErr w:type="spellEnd"/>
+      <w:bookmarkEnd w:id="2"/>
     </w:p>
     <w:p>
       <w:pPr>
@@ -2506,14 +2502,14 @@
           <w:b/>
         </w:rPr>
       </w:pPr>
-      <w:bookmarkStart w:id="4" w:name="_Toc232254503"/>
+      <w:bookmarkStart w:id="3" w:name="_Toc232254503"/>
       <w:r>
         <w:rPr>
           <w:b/>
         </w:rPr>
         <w:t>Архитектура проекта</w:t>
       </w:r>
-      <w:bookmarkEnd w:id="4"/>
+      <w:bookmarkEnd w:id="3"/>
     </w:p>
     <w:p>
       <w:pPr>
@@ -2522,65 +2518,47 @@
         <w:ind w:firstLine="0"/>
         <w:jc w:val="center"/>
         <w:outlineLvl w:val="1"/>
-        <w:rPr>
-          <w:lang w:val="en-US"/>
-        </w:rPr>
-      </w:pPr>
-      <w:bookmarkStart w:id="5" w:name="_Toc232254504"/>
+      </w:pPr>
+      <w:bookmarkStart w:id="4" w:name="_Toc232254504"/>
       <w:r>
         <w:lastRenderedPageBreak/>
         <w:t>Контракт</w:t>
       </w:r>
       <w:r>
+        <w:t xml:space="preserve"> </w:t>
+      </w:r>
+      <w:r>
+        <w:t>событий</w:t>
+      </w:r>
+      <w:r>
+        <w:t xml:space="preserve"> – </w:t>
+      </w:r>
+      <w:r>
         <w:rPr>
           <w:lang w:val="en-US"/>
         </w:rPr>
-        <w:t xml:space="preserve"> </w:t>
-      </w:r>
-      <w:r>
-        <w:t>событий</w:t>
+        <w:t>books</w:t>
+      </w:r>
+      <w:r>
+        <w:t>-</w:t>
       </w:r>
       <w:r>
         <w:rPr>
           <w:lang w:val="en-US"/>
         </w:rPr>
-        <w:t xml:space="preserve"> – </w:t>
+        <w:t>events</w:t>
+      </w:r>
+      <w:r>
+        <w:t>-</w:t>
       </w:r>
       <w:r>
         <w:rPr>
           <w:lang w:val="en-US"/>
         </w:rPr>
-        <w:t>books</w:t>
-      </w:r>
-      <w:r>
-        <w:rPr>
-          <w:lang w:val="en-US"/>
-        </w:rPr>
-        <w:t>-</w:t>
-      </w:r>
-      <w:r>
-        <w:rPr>
-          <w:lang w:val="en-US"/>
-        </w:rPr>
-        <w:t>events</w:t>
-      </w:r>
-      <w:r>
-        <w:rPr>
-          <w:lang w:val="en-US"/>
-        </w:rPr>
-        <w:t>-</w:t>
-      </w:r>
-      <w:r>
-        <w:rPr>
-          <w:lang w:val="en-US"/>
-        </w:rPr>
         <w:t>contract</w:t>
       </w:r>
-      <w:bookmarkEnd w:id="5"/>
-      <w:r>
-        <w:rPr>
-          <w:lang w:val="en-US"/>
-        </w:rPr>
+      <w:bookmarkEnd w:id="4"/>
+      <w:r>
         <w:t xml:space="preserve"> </w:t>
       </w:r>
     </w:p>
@@ -2624,7 +2602,7 @@
         <w:jc w:val="center"/>
         <w:outlineLvl w:val="1"/>
       </w:pPr>
-      <w:bookmarkStart w:id="6" w:name="_Toc232254505"/>
+      <w:bookmarkStart w:id="5" w:name="_Toc232254505"/>
       <w:proofErr w:type="spellStart"/>
       <w:r>
         <w:rPr>
@@ -2653,7 +2631,7 @@
         </w:rPr>
         <w:t>demo-rest</w:t>
       </w:r>
-      <w:bookmarkEnd w:id="6"/>
+      <w:bookmarkEnd w:id="5"/>
       <w:proofErr w:type="spellEnd"/>
     </w:p>
     <w:p>
@@ -2719,10 +2697,9 @@
         <w:spacing w:line="480" w:lineRule="auto"/>
         <w:rPr>
           <w:rFonts w:cs="Times New Roman"/>
-          <w:lang w:val="en-US"/>
-        </w:rPr>
-      </w:pPr>
-      <w:bookmarkStart w:id="7" w:name="_Toc232254506"/>
+        </w:rPr>
+      </w:pPr>
+      <w:bookmarkStart w:id="6" w:name="_Toc232254506"/>
       <w:r>
         <w:rPr>
           <w:rStyle w:val="docdata"/>
@@ -2731,7 +2708,16 @@
           <w:szCs w:val="28"/>
           <w:lang w:val="en-US"/>
         </w:rPr>
-        <w:t xml:space="preserve">Consumer - </w:t>
+        <w:t>Consumer</w:t>
+      </w:r>
+      <w:r>
+        <w:rPr>
+          <w:rStyle w:val="docdata"/>
+          <w:rFonts w:ascii="Gotham Pro Light" w:hAnsi="Gotham Pro Light"/>
+          <w:color w:val="000000"/>
+          <w:szCs w:val="28"/>
+        </w:rPr>
+        <w:t xml:space="preserve"> - </w:t>
       </w:r>
       <w:r>
         <w:rPr>
@@ -2740,9 +2726,26 @@
           <w:szCs w:val="28"/>
           <w:lang w:val="en-US"/>
         </w:rPr>
-        <w:t>audit-service</w:t>
-      </w:r>
-      <w:bookmarkEnd w:id="7"/>
+        <w:t>audit</w:t>
+      </w:r>
+      <w:r>
+        <w:rPr>
+          <w:rFonts w:ascii="Gotham Pro Light" w:hAnsi="Gotham Pro Light"/>
+          <w:color w:val="000000"/>
+          <w:szCs w:val="28"/>
+        </w:rPr>
+        <w:t>-</w:t>
+      </w:r>
+      <w:r>
+        <w:rPr>
+          <w:rFonts w:ascii="Gotham Pro Light" w:hAnsi="Gotham Pro Light"/>
+          <w:color w:val="000000"/>
+          <w:szCs w:val="28"/>
+          <w:lang w:val="en-US"/>
+        </w:rPr>
+        <w:t>service</w:t>
+      </w:r>
+      <w:bookmarkEnd w:id="6"/>
     </w:p>
     <w:p>
       <w:pPr>
@@ -2812,14 +2815,14 @@
           <w:b/>
         </w:rPr>
       </w:pPr>
-      <w:bookmarkStart w:id="8" w:name="_Toc232254507"/>
+      <w:bookmarkStart w:id="7" w:name="_Toc232254507"/>
       <w:r>
         <w:rPr>
           <w:b/>
         </w:rPr>
         <w:t>Практический разбор</w:t>
       </w:r>
-      <w:bookmarkEnd w:id="8"/>
+      <w:bookmarkEnd w:id="7"/>
     </w:p>
     <w:p>
       <w:pPr>
@@ -2869,6 +2872,8 @@
       <w:r>
         <w:rPr>
           <w:rFonts w:cs="Times New Roman"/>
+          <w:noProof/>
+          <w:lang w:eastAsia="ru-RU"/>
         </w:rPr>
         <w:drawing>
           <wp:inline distT="0" distB="0" distL="0" distR="0" wp14:anchorId="5D64B3D4" wp14:editId="7B53BB5B">
@@ -2943,6 +2948,8 @@
       <w:r>
         <w:rPr>
           <w:rFonts w:cs="Times New Roman"/>
+          <w:noProof/>
+          <w:lang w:eastAsia="ru-RU"/>
         </w:rPr>
         <w:drawing>
           <wp:inline distT="0" distB="0" distL="0" distR="0" wp14:anchorId="14952844" wp14:editId="682EE1A8">
@@ -3004,7 +3011,8 @@
       <w:r>
         <w:rPr>
           <w:rFonts w:cs="Times New Roman"/>
-          <w:lang w:val="en-US"/>
+          <w:noProof/>
+          <w:lang w:eastAsia="ru-RU"/>
         </w:rPr>
         <w:drawing>
           <wp:inline distT="0" distB="0" distL="0" distR="0" wp14:anchorId="04747DF0" wp14:editId="04100D99">
@@ -3078,6 +3086,8 @@
       <w:r>
         <w:rPr>
           <w:rFonts w:cs="Times New Roman"/>
+          <w:noProof/>
+          <w:lang w:eastAsia="ru-RU"/>
         </w:rPr>
         <w:drawing>
           <wp:inline distT="0" distB="0" distL="0" distR="0" wp14:anchorId="6A371E4E" wp14:editId="3305C38F">
@@ -3165,6 +3175,8 @@
       <w:r>
         <w:rPr>
           <w:rFonts w:cs="Times New Roman"/>
+          <w:noProof/>
+          <w:lang w:eastAsia="ru-RU"/>
         </w:rPr>
         <w:lastRenderedPageBreak/>
         <w:drawing>
@@ -3359,14 +3371,14 @@
           <w:rFonts w:cs="Times New Roman"/>
         </w:rPr>
       </w:pPr>
-      <w:bookmarkStart w:id="9" w:name="_Toc232254508"/>
+      <w:bookmarkStart w:id="8" w:name="_Toc232254508"/>
       <w:r>
         <w:rPr>
           <w:rFonts w:cs="Times New Roman"/>
         </w:rPr>
         <w:t>Приложение А</w:t>
       </w:r>
-      <w:bookmarkEnd w:id="9"/>
+      <w:bookmarkEnd w:id="8"/>
     </w:p>
     <w:p>
       <w:pPr>
@@ -3386,33 +3398,26 @@
         <w:rPr>
           <w:rFonts w:cs="Times New Roman"/>
         </w:rPr>
+        <w:t xml:space="preserve"> репозиторий с проектом</w:t>
+      </w:r>
+      <w:r>
+        <w:rPr>
+          <w:rFonts w:cs="Times New Roman"/>
+        </w:rPr>
+        <w:t>, где реализован</w:t>
+      </w:r>
+      <w:r>
+        <w:rPr>
+          <w:rFonts w:cs="Times New Roman"/>
+        </w:rPr>
         <w:t xml:space="preserve"> </w:t>
       </w:r>
-      <w:proofErr w:type="spellStart"/>
-      <w:r>
-        <w:rPr>
-          <w:rFonts w:cs="Times New Roman"/>
-        </w:rPr>
-        <w:t>репозиторий</w:t>
-      </w:r>
-      <w:proofErr w:type="spellEnd"/>
-      <w:r>
-        <w:rPr>
-          <w:rFonts w:cs="Times New Roman"/>
-        </w:rPr>
-        <w:t xml:space="preserve"> с проектом</w:t>
-      </w:r>
-      <w:r>
-        <w:rPr>
-          <w:rFonts w:cs="Times New Roman"/>
-        </w:rPr>
-        <w:t xml:space="preserve">, где реализован </w:t>
-      </w:r>
-      <w:r>
-        <w:rPr>
-          <w:rFonts w:cs="Times New Roman"/>
-        </w:rPr>
-        <w:t>граф</w:t>
+      <w:r>
+        <w:rPr>
+          <w:rFonts w:cs="Times New Roman"/>
+          <w:lang w:val="en-US"/>
+        </w:rPr>
+        <w:t>RabbitMQ</w:t>
       </w:r>
       <w:r>
         <w:rPr>
@@ -3440,7 +3445,7 @@
             <w:rStyle w:val="a9"/>
             <w:lang w:val="en-US"/>
           </w:rPr>
-          <w:t>https://github.com/VaryaKurtseva/AbonementFitness/tree/main/demo-rest-v1.2</w:t>
+          <w:t>https://github.com/VaryaKurtseva/AbonementFitness/tree/main/demo-rmq-1.0</w:t>
         </w:r>
       </w:hyperlink>
     </w:p>
@@ -3451,6 +3456,8 @@
           <w:lang w:val="en-US"/>
         </w:rPr>
       </w:pPr>
+      <w:bookmarkStart w:id="9" w:name="_GoBack"/>
+      <w:bookmarkEnd w:id="9"/>
     </w:p>
     <w:sectPr>
       <w:footerReference w:type="default" r:id="rId19"/>
@@ -3499,6 +3506,7 @@
         <w:docPartUnique/>
       </w:docPartObj>
     </w:sdtPr>
+    <w:sdtEndPr/>
     <w:sdtContent>
       <w:p>
         <w:pPr>
@@ -6778,7 +6786,7 @@
 </file>
 
 <file path=customXml/itemProps1.xml><?xml version="1.0" encoding="utf-8"?>
-<ds:datastoreItem xmlns:ds="http://schemas.openxmlformats.org/officeDocument/2006/customXml" ds:itemID="{56541A0F-AAB7-454E-AD2C-ADFA056B90A5}">
+<ds:datastoreItem xmlns:ds="http://schemas.openxmlformats.org/officeDocument/2006/customXml" ds:itemID="{1FB1D634-F5F4-4F23-8194-D6E6AFF372EF}">
   <ds:schemaRefs>
     <ds:schemaRef ds:uri="http://schemas.openxmlformats.org/officeDocument/2006/bibliography"/>
   </ds:schemaRefs>

--- a/отчеты/Отчет по 6 лабе соп Курцева.docx
+++ b/отчеты/Отчет по 6 лабе соп Курцева.docx
@@ -3159,6 +3159,90 @@
           <w:rFonts w:cs="Times New Roman"/>
         </w:rPr>
       </w:pPr>
+      <w:bookmarkStart w:id="8" w:name="_GoBack"/>
+      <w:r>
+        <w:rPr>
+          <w:rFonts w:cs="Times New Roman"/>
+        </w:rPr>
+        <w:lastRenderedPageBreak/>
+        <w:t xml:space="preserve">В </w:t>
+      </w:r>
+      <w:proofErr w:type="spellStart"/>
+      <w:r>
+        <w:rPr>
+          <w:rFonts w:cs="Times New Roman"/>
+          <w:lang w:val="en-US"/>
+        </w:rPr>
+        <w:t>RabbitMQ</w:t>
+      </w:r>
+      <w:proofErr w:type="spellEnd"/>
+      <w:r>
+        <w:rPr>
+          <w:rFonts w:cs="Times New Roman"/>
+        </w:rPr>
+        <w:t xml:space="preserve"> </w:t>
+      </w:r>
+      <w:r>
+        <w:rPr>
+          <w:rFonts w:cs="Times New Roman"/>
+        </w:rPr>
+        <w:t xml:space="preserve">нет сообщений потому, что сообщение уже было удалено из очереди, оно уже обработано. </w:t>
+      </w:r>
+      <w:r>
+        <w:rPr>
+          <w:rFonts w:cs="Times New Roman"/>
+          <w:lang w:val="en-US"/>
+        </w:rPr>
+        <w:t>Audit</w:t>
+      </w:r>
+      <w:r>
+        <w:rPr>
+          <w:rFonts w:cs="Times New Roman"/>
+        </w:rPr>
+        <w:t xml:space="preserve"> – </w:t>
+      </w:r>
+      <w:r>
+        <w:rPr>
+          <w:rFonts w:cs="Times New Roman"/>
+          <w:lang w:val="en-US"/>
+        </w:rPr>
+        <w:t>service</w:t>
+      </w:r>
+      <w:r>
+        <w:rPr>
+          <w:rFonts w:cs="Times New Roman"/>
+        </w:rPr>
+        <w:t xml:space="preserve"> забирает сообщение из очереди </w:t>
+      </w:r>
+      <w:proofErr w:type="spellStart"/>
+      <w:r>
+        <w:rPr>
+          <w:rFonts w:cs="Times New Roman"/>
+          <w:lang w:val="en-US"/>
+        </w:rPr>
+        <w:t>RabbitMq</w:t>
+      </w:r>
+      <w:proofErr w:type="spellEnd"/>
+      <w:r>
+        <w:rPr>
+          <w:rFonts w:cs="Times New Roman"/>
+        </w:rPr>
+        <w:t xml:space="preserve">, </w:t>
+      </w:r>
+      <w:r>
+        <w:rPr>
+          <w:rFonts w:cs="Times New Roman"/>
+        </w:rPr>
+        <w:t>обрабатывает и записывает в лог. После этого сообщение удаляется из очереди.</w:t>
+      </w:r>
+    </w:p>
+    <w:bookmarkEnd w:id="8"/>
+    <w:p>
+      <w:pPr>
+        <w:rPr>
+          <w:rFonts w:cs="Times New Roman"/>
+        </w:rPr>
+      </w:pPr>
       <w:r>
         <w:rPr>
           <w:rFonts w:cs="Times New Roman"/>
@@ -3178,7 +3262,6 @@
           <w:noProof/>
           <w:lang w:eastAsia="ru-RU"/>
         </w:rPr>
-        <w:lastRenderedPageBreak/>
         <w:drawing>
           <wp:inline distT="0" distB="0" distL="0" distR="0" wp14:anchorId="4E009F12" wp14:editId="1CE52996">
             <wp:extent cx="5940425" cy="5418455"/>
@@ -3371,14 +3454,14 @@
           <w:rFonts w:cs="Times New Roman"/>
         </w:rPr>
       </w:pPr>
-      <w:bookmarkStart w:id="8" w:name="_Toc232254508"/>
+      <w:bookmarkStart w:id="9" w:name="_Toc232254508"/>
       <w:r>
         <w:rPr>
           <w:rFonts w:cs="Times New Roman"/>
         </w:rPr>
         <w:t>Приложение А</w:t>
       </w:r>
-      <w:bookmarkEnd w:id="8"/>
+      <w:bookmarkEnd w:id="9"/>
     </w:p>
     <w:p>
       <w:pPr>
@@ -3456,8 +3539,6 @@
           <w:lang w:val="en-US"/>
         </w:rPr>
       </w:pPr>
-      <w:bookmarkStart w:id="9" w:name="_GoBack"/>
-      <w:bookmarkEnd w:id="9"/>
     </w:p>
     <w:sectPr>
       <w:footerReference w:type="default" r:id="rId19"/>
@@ -6786,7 +6867,7 @@
 </file>
 
 <file path=customXml/itemProps1.xml><?xml version="1.0" encoding="utf-8"?>
-<ds:datastoreItem xmlns:ds="http://schemas.openxmlformats.org/officeDocument/2006/customXml" ds:itemID="{1FB1D634-F5F4-4F23-8194-D6E6AFF372EF}">
+<ds:datastoreItem xmlns:ds="http://schemas.openxmlformats.org/officeDocument/2006/customXml" ds:itemID="{47236748-B717-41AC-9F96-854797CB41E7}">
   <ds:schemaRefs>
     <ds:schemaRef ds:uri="http://schemas.openxmlformats.org/officeDocument/2006/bibliography"/>
   </ds:schemaRefs>

--- a/отчеты/Отчет по 6 лабе соп Курцева.docx
+++ b/отчеты/Отчет по 6 лабе соп Курцева.docx
@@ -354,7 +354,17 @@
           <w:bCs/>
           <w:szCs w:val="28"/>
         </w:rPr>
-        <w:t>.Н.</w:t>
+        <w:t>.А</w:t>
+      </w:r>
+      <w:bookmarkStart w:id="0" w:name="_GoBack"/>
+      <w:bookmarkEnd w:id="0"/>
+      <w:r>
+        <w:rPr>
+          <w:b/>
+          <w:bCs/>
+          <w:szCs w:val="28"/>
+        </w:rPr>
+        <w:t>.</w:t>
       </w:r>
     </w:p>
     <w:p>
@@ -1455,14 +1465,14 @@
           <w:b/>
         </w:rPr>
       </w:pPr>
-      <w:bookmarkStart w:id="0" w:name="_Toc232254500"/>
+      <w:bookmarkStart w:id="1" w:name="_Toc232254500"/>
       <w:r>
         <w:rPr>
           <w:b/>
         </w:rPr>
         <w:t>Асинхронная коммуникация</w:t>
       </w:r>
-      <w:bookmarkEnd w:id="0"/>
+      <w:bookmarkEnd w:id="1"/>
     </w:p>
     <w:p>
       <w:pPr>
@@ -1764,14 +1774,14 @@
           <w:b/>
         </w:rPr>
       </w:pPr>
-      <w:bookmarkStart w:id="1" w:name="_Toc232254501"/>
+      <w:bookmarkStart w:id="2" w:name="_Toc232254501"/>
       <w:r>
         <w:rPr>
           <w:b/>
         </w:rPr>
         <w:t>Необходимое ПО и настройка среды</w:t>
       </w:r>
-      <w:bookmarkEnd w:id="1"/>
+      <w:bookmarkEnd w:id="2"/>
     </w:p>
     <w:p>
       <w:pPr>
@@ -2223,7 +2233,7 @@
           <w:b/>
         </w:rPr>
       </w:pPr>
-      <w:bookmarkStart w:id="2" w:name="_Toc232254502"/>
+      <w:bookmarkStart w:id="3" w:name="_Toc232254502"/>
       <w:r>
         <w:rPr>
           <w:b/>
@@ -2237,7 +2247,7 @@
         </w:rPr>
         <w:t>RabbitMQ</w:t>
       </w:r>
-      <w:bookmarkEnd w:id="2"/>
+      <w:bookmarkEnd w:id="3"/>
     </w:p>
     <w:p>
       <w:pPr>
@@ -2502,14 +2512,14 @@
           <w:b/>
         </w:rPr>
       </w:pPr>
-      <w:bookmarkStart w:id="3" w:name="_Toc232254503"/>
+      <w:bookmarkStart w:id="4" w:name="_Toc232254503"/>
       <w:r>
         <w:rPr>
           <w:b/>
         </w:rPr>
         <w:t>Архитектура проекта</w:t>
       </w:r>
-      <w:bookmarkEnd w:id="3"/>
+      <w:bookmarkEnd w:id="4"/>
     </w:p>
     <w:p>
       <w:pPr>
@@ -2519,7 +2529,7 @@
         <w:jc w:val="center"/>
         <w:outlineLvl w:val="1"/>
       </w:pPr>
-      <w:bookmarkStart w:id="4" w:name="_Toc232254504"/>
+      <w:bookmarkStart w:id="5" w:name="_Toc232254504"/>
       <w:r>
         <w:lastRenderedPageBreak/>
         <w:t>Контракт</w:t>
@@ -2557,7 +2567,7 @@
         </w:rPr>
         <w:t>contract</w:t>
       </w:r>
-      <w:bookmarkEnd w:id="4"/>
+      <w:bookmarkEnd w:id="5"/>
       <w:r>
         <w:t xml:space="preserve"> </w:t>
       </w:r>
@@ -2602,7 +2612,7 @@
         <w:jc w:val="center"/>
         <w:outlineLvl w:val="1"/>
       </w:pPr>
-      <w:bookmarkStart w:id="5" w:name="_Toc232254505"/>
+      <w:bookmarkStart w:id="6" w:name="_Toc232254505"/>
       <w:proofErr w:type="spellStart"/>
       <w:r>
         <w:rPr>
@@ -2631,7 +2641,7 @@
         </w:rPr>
         <w:t>demo-rest</w:t>
       </w:r>
-      <w:bookmarkEnd w:id="5"/>
+      <w:bookmarkEnd w:id="6"/>
       <w:proofErr w:type="spellEnd"/>
     </w:p>
     <w:p>
@@ -2699,7 +2709,7 @@
           <w:rFonts w:cs="Times New Roman"/>
         </w:rPr>
       </w:pPr>
-      <w:bookmarkStart w:id="6" w:name="_Toc232254506"/>
+      <w:bookmarkStart w:id="7" w:name="_Toc232254506"/>
       <w:r>
         <w:rPr>
           <w:rStyle w:val="docdata"/>
@@ -2745,7 +2755,7 @@
         </w:rPr>
         <w:t>service</w:t>
       </w:r>
-      <w:bookmarkEnd w:id="6"/>
+      <w:bookmarkEnd w:id="7"/>
     </w:p>
     <w:p>
       <w:pPr>
@@ -2815,14 +2825,14 @@
           <w:b/>
         </w:rPr>
       </w:pPr>
-      <w:bookmarkStart w:id="7" w:name="_Toc232254507"/>
+      <w:bookmarkStart w:id="8" w:name="_Toc232254507"/>
       <w:r>
         <w:rPr>
           <w:b/>
         </w:rPr>
         <w:t>Практический разбор</w:t>
       </w:r>
-      <w:bookmarkEnd w:id="7"/>
+      <w:bookmarkEnd w:id="8"/>
     </w:p>
     <w:p>
       <w:pPr>
@@ -3159,7 +3169,6 @@
           <w:rFonts w:cs="Times New Roman"/>
         </w:rPr>
       </w:pPr>
-      <w:bookmarkStart w:id="8" w:name="_GoBack"/>
       <w:r>
         <w:rPr>
           <w:rFonts w:cs="Times New Roman"/>
@@ -3236,7 +3245,6 @@
         <w:t>обрабатывает и записывает в лог. После этого сообщение удаляется из очереди.</w:t>
       </w:r>
     </w:p>
-    <w:bookmarkEnd w:id="8"/>
     <w:p>
       <w:pPr>
         <w:rPr>
@@ -6867,7 +6875,7 @@
 </file>
 
 <file path=customXml/itemProps1.xml><?xml version="1.0" encoding="utf-8"?>
-<ds:datastoreItem xmlns:ds="http://schemas.openxmlformats.org/officeDocument/2006/customXml" ds:itemID="{47236748-B717-41AC-9F96-854797CB41E7}">
+<ds:datastoreItem xmlns:ds="http://schemas.openxmlformats.org/officeDocument/2006/customXml" ds:itemID="{F628F45F-57A5-4096-9F48-B885263A8715}">
   <ds:schemaRefs>
     <ds:schemaRef ds:uri="http://schemas.openxmlformats.org/officeDocument/2006/bibliography"/>
   </ds:schemaRefs>
